--- a/templates/word/ĐƠN XIN XÁC NHẬN KHÔNG CÓ CHỒNG.docx
+++ b/templates/word/ĐƠN XIN XÁC NHẬN KHÔNG CÓ CHỒNG.docx
@@ -1,5 +1,56 @@
 
-<file path=word/document.xml><?xml version="1.0" encoding="utf-8"?>
+<file path=docProps\app.xml><?xml version="1.0" encoding="utf-8"?>
+<Properties xmlns="http://schemas.openxmlformats.org/officeDocument/2006/extended-properties" xmlns:vt="http://schemas.openxmlformats.org/officeDocument/2006/docPropsVTypes">
+  <Template>Normal.dotm</Template>
+  <TotalTime>286</TotalTime>
+  <Pages>3</Pages>
+  <Words>527</Words>
+  <Characters>3009</Characters>
+  <Application>Microsoft Office Word</Application>
+  <DocSecurity>0</DocSecurity>
+  <Lines>25</Lines>
+  <Paragraphs>7</Paragraphs>
+  <ScaleCrop>false</ScaleCrop>
+  <HeadingPairs>
+    <vt:vector size="2" baseType="variant">
+      <vt:variant>
+        <vt:lpstr>Title</vt:lpstr>
+      </vt:variant>
+      <vt:variant>
+        <vt:i4>1</vt:i4>
+      </vt:variant>
+    </vt:vector>
+  </HeadingPairs>
+  <TitlesOfParts>
+    <vt:vector size="1" baseType="lpstr">
+      <vt:lpstr/>
+    </vt:vector>
+  </TitlesOfParts>
+  <Company/>
+  <LinksUpToDate>false</LinksUpToDate>
+  <CharactersWithSpaces>3529</CharactersWithSpaces>
+  <SharedDoc>false</SharedDoc>
+  <HyperlinksChanged>false</HyperlinksChanged>
+  <AppVersion>16.0000</AppVersion>
+</Properties>
+</file>
+
+<file path=docProps\core.xml><?xml version="1.0" encoding="utf-8"?>
+<cp:coreProperties xmlns:cp="http://schemas.openxmlformats.org/package/2006/metadata/core-properties" xmlns:dc="http://purl.org/dc/elements/1.1/" xmlns:dcterms="http://purl.org/dc/terms/" xmlns:dcmitype="http://purl.org/dc/dcmitype/" xmlns:xsi="http://www.w3.org/2001/XMLSchema-instance">
+  <dc:title/>
+  <dc:subject/>
+  <dc:creator>Administrator</dc:creator>
+  <cp:keywords/>
+  <dc:description/>
+  <cp:lastModifiedBy>Administrator</cp:lastModifiedBy>
+  <cp:revision>17</cp:revision>
+  <cp:lastPrinted>2025-10-28T01:40:00Z</cp:lastPrinted>
+  <dcterms:created xsi:type="dcterms:W3CDTF">2025-04-25T00:51:00Z</dcterms:created>
+  <dcterms:modified xsi:type="dcterms:W3CDTF">2026-08-13T01:34:00Z</dcterms:modified>
+</cp:coreProperties>
+</file>
+
+<file path=word\document.xml><?xml version="1.0" encoding="utf-8"?>
 <w:document xmlns:wpc="http://schemas.microsoft.com/office/word/2010/wordprocessingCanvas" xmlns:cx="http://schemas.microsoft.com/office/drawing/2014/chartex" xmlns:cx1="http://schemas.microsoft.com/office/drawing/2015/9/8/chartex" xmlns:cx2="http://schemas.microsoft.com/office/drawing/2015/10/21/chartex" xmlns:cx3="http://schemas.microsoft.com/office/drawing/2016/5/9/chartex" xmlns:cx4="http://schemas.microsoft.com/office/drawing/2016/5/10/chartex" xmlns:cx5="http://schemas.microsoft.com/office/drawing/2016/5/11/chartex" xmlns:cx6="http://schemas.microsoft.com/office/drawing/2016/5/12/chartex" xmlns:cx7="http://schemas.microsoft.com/office/drawing/2016/5/13/chartex" xmlns:cx8="http://schemas.microsoft.com/office/drawing/2016/5/14/chartex" xmlns:mc="http://schemas.openxmlformats.org/markup-compatibility/2006" xmlns:aink="http://schemas.microsoft.com/office/drawing/2016/ink" xmlns:am3d="http://schemas.microsoft.com/office/drawing/2017/model3d" xmlns:o="urn:schemas-microsoft-com:office:office" xmlns:r="http://schemas.openxmlformats.org/officeDocument/2006/relationships" xmlns:m="http://schemas.openxmlformats.org/officeDocument/2006/math" xmlns:v="urn:schemas-microsoft-com:vml" xmlns:wp14="http://schemas.microsoft.com/office/word/2010/wordprocessingDrawing" xmlns:wp="http://schemas.openxmlformats.org/drawingml/2006/wordprocessingDrawing" xmlns:w10="urn:schemas-microsoft-com:office:word" xmlns:w="http://schemas.openxmlformats.org/wordprocessingml/2006/main" xmlns:w14="http://schemas.microsoft.com/office/word/2010/wordml" xmlns:w15="http://schemas.microsoft.com/office/word/2012/wordml" xmlns:w16cid="http://schemas.microsoft.com/office/word/2016/wordml/cid" xmlns:w16se="http://schemas.microsoft.com/office/word/2015/wordml/symex" xmlns:wpg="http://schemas.microsoft.com/office/word/2010/wordprocessingGroup" xmlns:wpi="http://schemas.microsoft.com/office/word/2010/wordprocessingInk" xmlns:wne="http://schemas.microsoft.com/office/word/2006/wordml" xmlns:wps="http://schemas.microsoft.com/office/word/2010/wordprocessingShape" mc:Ignorable="w14 w15 w16se w16cid wp14">
   <w:body>
     <w:p>
@@ -129,7 +180,7 @@
           <w:sz w:val="26"/>
           <w:szCs w:val="26"/>
         </w:rPr>
-        <w:t>[Niêm Yết]</w:t>
+        <w:t>{{niemyet}}</w:t>
       </w:r>
       <w:r>
         <w:rPr>
@@ -201,7 +252,7 @@
           <w:szCs w:val="28"/>
           <w:lang w:val="pt-BR"/>
         </w:rPr>
-        <w:t>[Tên 1];</w:t>
+        <w:t>{{ten1}};</w:t>
       </w:r>
       <w:r>
         <w:rPr>
@@ -211,7 +262,7 @@
           <w:lang w:val="pt-BR"/>
         </w:rPr>
         <w:tab/>
-        <w:t>Sinh ngày: [Năm sinh 1];</w:t>
+        <w:t>Sinh ngày: {{namsinh1}};</w:t>
       </w:r>
     </w:p>
     <w:p>
@@ -232,7 +283,7 @@
           <w:szCs w:val="28"/>
           <w:lang w:val="pt-BR"/>
         </w:rPr>
-        <w:t>[Loại CC 1] số: [CCCD 1] do [Nơi cấp CC 1] cấp ngày [Ngày cấp 1];</w:t>
+        <w:t>{{loaicc1}} số: {{cccd1}} do {{noicapcc1}} cấp ngày {{ngaycap1}};</w:t>
       </w:r>
     </w:p>
     <w:p>
@@ -253,7 +304,7 @@
           <w:szCs w:val="28"/>
           <w:lang w:val="pt-BR"/>
         </w:rPr>
-        <w:t>[Thường trú 1]: [Địa chỉ 1].</w:t>
+        <w:t>{{thuongtru1}}: {{diachi1}}.</w:t>
       </w:r>
     </w:p>
     <w:p>
@@ -288,7 +339,7 @@
           <w:szCs w:val="28"/>
           <w:lang w:val="pt-BR"/>
         </w:rPr>
-        <w:t>[Tên 2];</w:t>
+        <w:t>{{ten2}};</w:t>
       </w:r>
       <w:r>
         <w:rPr>
@@ -298,7 +349,7 @@
           <w:lang w:val="pt-BR"/>
         </w:rPr>
         <w:tab/>
-        <w:t>Sinh ngày: [Năm sinh 2];</w:t>
+        <w:t>Sinh ngày: {{namsinh2}};</w:t>
       </w:r>
     </w:p>
     <w:p>
@@ -319,7 +370,7 @@
           <w:szCs w:val="28"/>
           <w:lang w:val="pt-BR"/>
         </w:rPr>
-        <w:t>[Loại CC 2] số: [CCCD 2] do [Nơi cấp CC 2] cấp ngày [Ngày cấp 2];</w:t>
+        <w:t>{{loaicc2}} số: {{cccd2}} do {{noicapcc2}} cấp ngày {{ngaycap2}};</w:t>
       </w:r>
     </w:p>
     <w:p>
@@ -340,7 +391,7 @@
           <w:szCs w:val="28"/>
           <w:lang w:val="pt-BR"/>
         </w:rPr>
-        <w:t>[Thường trú 2]: [Địa chỉ 2].</w:t>
+        <w:t>{{thuongtru2}}: {{diachi2}}.</w:t>
       </w:r>
     </w:p>
     <w:p>
@@ -375,7 +426,7 @@
           <w:szCs w:val="28"/>
           <w:lang w:val="pt-BR"/>
         </w:rPr>
-        <w:t>[Tên 3];</w:t>
+        <w:t>{{ten3}};</w:t>
       </w:r>
       <w:r>
         <w:rPr>
@@ -385,7 +436,7 @@
           <w:lang w:val="pt-BR"/>
         </w:rPr>
         <w:tab/>
-        <w:t>Sinh ngày: [Năm sinh 3];</w:t>
+        <w:t>Sinh ngày: {{namsinh3}};</w:t>
       </w:r>
     </w:p>
     <w:p>
@@ -406,7 +457,7 @@
           <w:szCs w:val="28"/>
           <w:lang w:val="pt-BR"/>
         </w:rPr>
-        <w:t>[Loại CC 3] số: [CCCD 3] do [Nơi cấp CC 3] cấp ngày [Ngày cấp 3];</w:t>
+        <w:t>{{loaicc3}} số: {{cccd3}} do {{noicapcc3}} cấp ngày {{ngaycap3}};</w:t>
       </w:r>
     </w:p>
     <w:p>
@@ -427,7 +478,7 @@
           <w:szCs w:val="28"/>
           <w:lang w:val="pt-BR"/>
         </w:rPr>
-        <w:t>[Thường trú 3]: [Địa chỉ 3].</w:t>
+        <w:t>{{thuongtru3}}: {{diachi3}}.</w:t>
       </w:r>
     </w:p>
     <w:p>
@@ -462,7 +513,7 @@
           <w:szCs w:val="28"/>
           <w:lang w:val="pt-BR"/>
         </w:rPr>
-        <w:t>[Tên 4];</w:t>
+        <w:t>{{ten4}};</w:t>
       </w:r>
       <w:r>
         <w:rPr>
@@ -472,7 +523,7 @@
           <w:lang w:val="pt-BR"/>
         </w:rPr>
         <w:tab/>
-        <w:t>Sinh ngày: [Năm sinh 4];</w:t>
+        <w:t>Sinh ngày: {{namsinh4}};</w:t>
       </w:r>
     </w:p>
     <w:p>
@@ -493,7 +544,7 @@
           <w:szCs w:val="28"/>
           <w:lang w:val="pt-BR"/>
         </w:rPr>
-        <w:t>[Loại CC 4] số: [CCCD 4] do [Nơi cấp CC 4] cấp ngày [Ngày cấp 4];</w:t>
+        <w:t>{{loaicc4}} số: {{cccd4}} do {{noicapcc4}} cấp ngày {{ngaycap4}};</w:t>
       </w:r>
     </w:p>
     <w:p>
@@ -514,7 +565,7 @@
           <w:szCs w:val="28"/>
           <w:lang w:val="pt-BR"/>
         </w:rPr>
-        <w:t>[Thường trú 4]: [Địa chỉ 4].</w:t>
+        <w:t>{{thuongtru4}}: {{diachi4}}.</w:t>
       </w:r>
     </w:p>
     <w:p>
@@ -549,7 +600,7 @@
           <w:szCs w:val="28"/>
           <w:lang w:val="pt-BR"/>
         </w:rPr>
-        <w:t>[Tên 5];</w:t>
+        <w:t>{{ten5}};</w:t>
       </w:r>
       <w:r>
         <w:rPr>
@@ -559,7 +610,7 @@
           <w:lang w:val="pt-BR"/>
         </w:rPr>
         <w:tab/>
-        <w:t>Sinh ngày: [Năm sinh 5];</w:t>
+        <w:t>Sinh ngày: {{namsinh5}};</w:t>
       </w:r>
     </w:p>
     <w:p>
@@ -580,7 +631,7 @@
           <w:szCs w:val="28"/>
           <w:lang w:val="pt-BR"/>
         </w:rPr>
-        <w:t>[Loại CC 5] số: [CCCD 5] do [Nơi cấp CC 5] cấp ngày [Ngày cấp 5];</w:t>
+        <w:t>{{loaicc5}} số: {{cccd5}} do {{noicapcc5}} cấp ngày {{ngaycap5}};</w:t>
       </w:r>
     </w:p>
     <w:p>
@@ -601,7 +652,7 @@
           <w:szCs w:val="28"/>
           <w:lang w:val="pt-BR"/>
         </w:rPr>
-        <w:t>[Thường trú 5]: [Địa chỉ 5].</w:t>
+        <w:t>{{thuongtru5}}: {{diachi5}}.</w:t>
       </w:r>
     </w:p>
     <w:p>
@@ -636,7 +687,7 @@
           <w:szCs w:val="28"/>
           <w:lang w:val="pt-BR"/>
         </w:rPr>
-        <w:t>[Tên 6];</w:t>
+        <w:t>{{ten6}};</w:t>
       </w:r>
       <w:r>
         <w:rPr>
@@ -646,7 +697,7 @@
           <w:lang w:val="pt-BR"/>
         </w:rPr>
         <w:tab/>
-        <w:t>Sinh ngày: [Năm sinh 6];</w:t>
+        <w:t>Sinh ngày: {{namsinh6}};</w:t>
       </w:r>
     </w:p>
     <w:p>
@@ -667,7 +718,7 @@
           <w:szCs w:val="28"/>
           <w:lang w:val="pt-BR"/>
         </w:rPr>
-        <w:t>[Loại CC 6] số: [CCCD 6] do [Nơi cấp CC 6] cấp ngày [Ngày cấp 6];</w:t>
+        <w:t>{{loaicc6}} số: {{cccd6}} do {{noicapcc6}} cấp ngày {{ngaycap6}};</w:t>
       </w:r>
     </w:p>
     <w:p>
@@ -688,7 +739,7 @@
           <w:szCs w:val="28"/>
           <w:lang w:val="pt-BR"/>
         </w:rPr>
-        <w:t>[Thường trú 6]: [Địa chỉ 6].</w:t>
+        <w:t>{{thuongtru6}}: {{diachi6}}.</w:t>
       </w:r>
     </w:p>
     <w:p>
@@ -723,7 +774,7 @@
           <w:szCs w:val="28"/>
           <w:lang w:val="pt-BR"/>
         </w:rPr>
-        <w:t>[Tên 7];</w:t>
+        <w:t>{{ten7}};</w:t>
       </w:r>
       <w:r>
         <w:rPr>
@@ -733,7 +784,7 @@
           <w:lang w:val="pt-BR"/>
         </w:rPr>
         <w:tab/>
-        <w:t>Sinh ngày: [Năm sinh 7];</w:t>
+        <w:t>Sinh ngày: {{namsinh7}};</w:t>
       </w:r>
     </w:p>
     <w:p>
@@ -754,7 +805,7 @@
           <w:szCs w:val="28"/>
           <w:lang w:val="pt-BR"/>
         </w:rPr>
-        <w:t>[Loại CC 7] số: [CCCD 7] do [Nơi cấp CC 7] cấp ngày [Ngày cấp 7];</w:t>
+        <w:t>{{loaicc7}} số: {{cccd7}} do {{noicapcc7}} cấp ngày {{ngaycap7}};</w:t>
       </w:r>
     </w:p>
     <w:p>
@@ -775,7 +826,7 @@
           <w:szCs w:val="28"/>
           <w:lang w:val="pt-BR"/>
         </w:rPr>
-        <w:t>[Thường trú 7]: [Địa chỉ 7].</w:t>
+        <w:t>{{thuongtru7}}: {{diachi7}}.</w:t>
       </w:r>
     </w:p>
     <w:p>
@@ -810,7 +861,7 @@
           <w:szCs w:val="28"/>
           <w:lang w:val="pt-BR"/>
         </w:rPr>
-        <w:t>[Tên 8];</w:t>
+        <w:t>{{ten8}};</w:t>
       </w:r>
       <w:r>
         <w:rPr>
@@ -820,7 +871,7 @@
           <w:lang w:val="pt-BR"/>
         </w:rPr>
         <w:tab/>
-        <w:t>Sinh ngày: [Năm sinh 8];</w:t>
+        <w:t>Sinh ngày: {{namsinh8}};</w:t>
       </w:r>
     </w:p>
     <w:p>
@@ -841,7 +892,7 @@
           <w:szCs w:val="28"/>
           <w:lang w:val="pt-BR"/>
         </w:rPr>
-        <w:t>[Loại CC 8] số: [CCCD 8] do [Nơi cấp CC 8] cấp ngày [Ngày cấp 8];</w:t>
+        <w:t>{{loaicc8}} số: {{cccd8}} do {{noicapcc8}} cấp ngày {{ngaycap8}};</w:t>
       </w:r>
     </w:p>
     <w:p>
@@ -862,7 +913,7 @@
           <w:szCs w:val="28"/>
           <w:lang w:val="pt-BR"/>
         </w:rPr>
-        <w:t>[Thường trú 8]: [Địa chỉ 8].</w:t>
+        <w:t>{{thuongtru8}}: {{diachi8}}.</w:t>
       </w:r>
     </w:p>
     <w:p>
@@ -897,7 +948,7 @@
           <w:szCs w:val="28"/>
           <w:lang w:val="pt-BR"/>
         </w:rPr>
-        <w:t>[Tên 9];</w:t>
+        <w:t>{{ten9}};</w:t>
       </w:r>
       <w:r>
         <w:rPr>
@@ -907,7 +958,7 @@
           <w:lang w:val="pt-BR"/>
         </w:rPr>
         <w:tab/>
-        <w:t>Sinh ngày: [Năm sinh 9];</w:t>
+        <w:t>Sinh ngày: {{namsinh9}};</w:t>
       </w:r>
     </w:p>
     <w:p>
@@ -928,7 +979,7 @@
           <w:szCs w:val="28"/>
           <w:lang w:val="pt-BR"/>
         </w:rPr>
-        <w:t>[Loại CC 9] số: [CCCD 9] do [Nơi cấp CC 9] cấp ngày [Ngày cấp 9];</w:t>
+        <w:t>{{loaicc9}} số: {{cccd9}} do {{noicapcc9}} cấp ngày {{ngaycap9}};</w:t>
       </w:r>
     </w:p>
     <w:p>
@@ -949,7 +1000,7 @@
           <w:szCs w:val="28"/>
           <w:lang w:val="pt-BR"/>
         </w:rPr>
-        <w:t>[Thường trú 9]: [Địa chỉ 9].</w:t>
+        <w:t>{{thuongtru9}}: {{diachi9}}.</w:t>
       </w:r>
     </w:p>
     <w:p>
@@ -984,7 +1035,7 @@
           <w:szCs w:val="28"/>
           <w:lang w:val="pt-BR"/>
         </w:rPr>
-        <w:t>[Tên 10];</w:t>
+        <w:t>{{ten10}};</w:t>
       </w:r>
       <w:r>
         <w:rPr>
@@ -994,7 +1045,7 @@
           <w:lang w:val="pt-BR"/>
         </w:rPr>
         <w:tab/>
-        <w:t>Sinh ngày: [Năm sinh 10];</w:t>
+        <w:t>Sinh ngày: {{namsinh10}};</w:t>
       </w:r>
     </w:p>
     <w:p>
@@ -1015,7 +1066,7 @@
           <w:szCs w:val="28"/>
           <w:lang w:val="pt-BR"/>
         </w:rPr>
-        <w:t>[Loại CC 10] số: [CCCD 10] do [Nơi cấp CC 10] cấp ngày [Ngày cấp 10];</w:t>
+        <w:t>{{loaicc10}} số: {{cccd10}} do {{noicapcc10}} cấp ngày {{ngaycap10}};</w:t>
       </w:r>
     </w:p>
     <w:p>
@@ -1036,7 +1087,7 @@
           <w:szCs w:val="28"/>
           <w:lang w:val="pt-BR"/>
         </w:rPr>
-        <w:t>[Thường trú 10]: [Địa chỉ 10].</w:t>
+        <w:t>{{thuongtru10}}: {{diachi10}}.</w:t>
       </w:r>
     </w:p>
     <w:bookmarkEnd w:id="3"/>
@@ -1082,13 +1133,13 @@
           <w:b/>
           <w:lang w:val="pt-BR"/>
         </w:rPr>
-        <w:t>[Tên 1]</w:t>
-      </w:r>
-      <w:r>
-        <w:rPr>
-          <w:lang w:val="pt-BR"/>
-        </w:rPr>
-        <w:t xml:space="preserve">; Sinh năm: [Năm sinh 1]; chết </w:t>
+        <w:t>{{ten1}}</w:t>
+      </w:r>
+      <w:r>
+        <w:rPr>
+          <w:lang w:val="pt-BR"/>
+        </w:rPr>
+        <w:t xml:space="preserve">; Sinh năm: {{namsinh1}}; chết </w:t>
       </w:r>
       <w:r>
         <w:rPr>
@@ -1100,31 +1151,31 @@
         <w:rPr>
           <w:bCs/>
         </w:rPr>
-        <w:t>[Năm chết]</w:t>
-      </w:r>
-      <w:r>
-        <w:rPr>
-          <w:lang w:val="pt-BR"/>
-        </w:rPr>
-        <w:t xml:space="preserve"> theo Trích lục khai tử (Bản sao) số [CCCD 1] do Ủy ban nhân dân xã [Niêm Yết], tỉnh Ninh Bình ký ngày </w:t>
+        <w:t>{{namchet1}}</w:t>
+      </w:r>
+      <w:r>
+        <w:rPr>
+          <w:lang w:val="pt-BR"/>
+        </w:rPr>
+        <w:t xml:space="preserve"> theo Trích lục khai tử (Bản sao) số {{cccd1}} do Ủy ban nhân dân xã {{niemyet}}, tỉnh Ninh Bình ký ngày </w:t>
       </w:r>
       <w:r>
         <w:rPr>
           <w:bCs/>
         </w:rPr>
-        <w:t>[Ngày cấp 1]</w:t>
-      </w:r>
-      <w:r>
-        <w:rPr>
-          <w:lang w:val="pt-BR"/>
-        </w:rPr>
-        <w:t>. Nơi chết: [Địa chỉ 1</w:t>
-      </w:r>
-      <w:r>
-        <w:rPr>
-          <w:lang w:val="pt-BR"/>
-        </w:rPr>
-        <w:t xml:space="preserve">]. </w:t>
+        <w:t>{{ngaycap1}}</w:t>
+      </w:r>
+      <w:r>
+        <w:rPr>
+          <w:lang w:val="pt-BR"/>
+        </w:rPr>
+        <w:t>. Nơi chết: {{diachi1}}</w:t>
+      </w:r>
+      <w:r>
+        <w:rPr>
+          <w:lang w:val="pt-BR"/>
+        </w:rPr>
+        <w:t xml:space="preserve">. </w:t>
       </w:r>
     </w:p>
     <w:p>
@@ -1148,13 +1199,13 @@
           <w:b/>
           <w:lang w:val="pt-BR"/>
         </w:rPr>
-        <w:t>[Tên 2]</w:t>
-      </w:r>
-      <w:r>
-        <w:rPr>
-          <w:lang w:val="pt-BR"/>
-        </w:rPr>
-        <w:t xml:space="preserve">; Sinh năm: [Năm sinh 2]; chết </w:t>
+        <w:t>{{ten2}}</w:t>
+      </w:r>
+      <w:r>
+        <w:rPr>
+          <w:lang w:val="pt-BR"/>
+        </w:rPr>
+        <w:t xml:space="preserve">; Sinh năm: {{namsinh2}}; chết </w:t>
       </w:r>
       <w:r>
         <w:rPr>
@@ -1166,13 +1217,13 @@
         <w:rPr>
           <w:bCs/>
         </w:rPr>
-        <w:t xml:space="preserve">[Năm chết 2] </w:t>
-      </w:r>
-      <w:r>
-        <w:rPr>
-          <w:lang w:val="pt-BR"/>
-        </w:rPr>
-        <w:t>theo Trích lục khai tử (Bản sao) số [CCCD 2] do Ủy ban nhân dân xã [Niêm Yết], tỉnh Ninh Bình ký ngày [Ngày cấp 2]. Nơi chết: [Địa chỉ 2].</w:t>
+        <w:t xml:space="preserve">{{namchet2}} </w:t>
+      </w:r>
+      <w:r>
+        <w:rPr>
+          <w:lang w:val="pt-BR"/>
+        </w:rPr>
+        <w:t>theo Trích lục khai tử (Bản sao) số {{cccd2}} do Ủy ban nhân dân xã {{niemyet}}, tỉnh Ninh Bình ký ngày {{ngaycap2}}. Nơi chết: {{diachi2}}.</w:t>
       </w:r>
     </w:p>
     <w:p>
@@ -1206,7 +1257,7 @@
           <w:shd w:val="clear" w:color="auto" w:fill="FFFFFF"/>
           <w:lang w:eastAsia="zh-CN" w:bidi="ar"/>
         </w:rPr>
-        <w:t>ông [Tên 1] và bà [Tên 2]</w:t>
+        <w:t>ông {{ten1}} và bà {{ten2}}</w:t>
       </w:r>
       <w:r>
         <w:rPr>
@@ -1282,7 +1333,7 @@
           <w:shd w:val="clear" w:color="auto" w:fill="FFFFFF"/>
           <w:lang w:eastAsia="zh-CN" w:bidi="ar"/>
         </w:rPr>
-        <w:t>ông [Tên 1] và bà [Tên 2]</w:t>
+        <w:t>ông {{ten1}} và bà {{ten2}}</w:t>
       </w:r>
       <w:r>
         <w:rPr>
@@ -1429,7 +1480,7 @@
           <w:sz w:val="26"/>
           <w:szCs w:val="26"/>
         </w:rPr>
-        <w:t>[Niêm Yết]</w:t>
+        <w:t>{{niemyet}}</w:t>
       </w:r>
       <w:r>
         <w:rPr>
@@ -1577,7 +1628,7 @@
           <w:sz w:val="26"/>
           <w:szCs w:val="26"/>
         </w:rPr>
-        <w:t>[NIÊM YẾT]</w:t>
+        <w:t>{{niemyet}}</w:t>
       </w:r>
     </w:p>
     <w:p>
@@ -2263,7 +2314,33 @@
 </w:document>
 </file>
 
-<file path=word/numbering.xml><?xml version="1.0" encoding="utf-8"?>
+<file path=word\fontTable.xml><?xml version="1.0" encoding="utf-8"?>
+<w:fonts xmlns:mc="http://schemas.openxmlformats.org/markup-compatibility/2006" xmlns:r="http://schemas.openxmlformats.org/officeDocument/2006/relationships" xmlns:w="http://schemas.openxmlformats.org/wordprocessingml/2006/main" xmlns:w14="http://schemas.microsoft.com/office/word/2010/wordml" xmlns:w15="http://schemas.microsoft.com/office/word/2012/wordml" xmlns:w16cid="http://schemas.microsoft.com/office/word/2016/wordml/cid" xmlns:w16se="http://schemas.microsoft.com/office/word/2015/wordml/symex" mc:Ignorable="w14 w15 w16se w16cid">
+  <w:font w:name="Times New Roman">
+    <w:panose1 w:val="02020603050405020304"/>
+    <w:charset w:val="00"/>
+    <w:family w:val="roman"/>
+    <w:pitch w:val="variable"/>
+    <w:sig w:usb0="E0002EFF" w:usb1="C000785B" w:usb2="00000009" w:usb3="00000000" w:csb0="000001FF" w:csb1="00000000"/>
+  </w:font>
+  <w:font w:name="Calibri">
+    <w:panose1 w:val="020F0502020204030204"/>
+    <w:charset w:val="00"/>
+    <w:family w:val="swiss"/>
+    <w:pitch w:val="variable"/>
+    <w:sig w:usb0="E4002EFF" w:usb1="C000247B" w:usb2="00000009" w:usb3="00000000" w:csb0="000001FF" w:csb1="00000000"/>
+  </w:font>
+  <w:font w:name="Calibri Light">
+    <w:panose1 w:val="020F0302020204030204"/>
+    <w:charset w:val="00"/>
+    <w:family w:val="swiss"/>
+    <w:pitch w:val="variable"/>
+    <w:sig w:usb0="E4002EFF" w:usb1="C000247B" w:usb2="00000009" w:usb3="00000000" w:csb0="000001FF" w:csb1="00000000"/>
+  </w:font>
+</w:fonts>
+</file>
+
+<file path=word\numbering.xml><?xml version="1.0" encoding="utf-8"?>
 <w:numbering xmlns:wpc="http://schemas.microsoft.com/office/word/2010/wordprocessingCanvas" xmlns:cx="http://schemas.microsoft.com/office/drawing/2014/chartex" xmlns:cx1="http://schemas.microsoft.com/office/drawing/2015/9/8/chartex" xmlns:cx2="http://schemas.microsoft.com/office/drawing/2015/10/21/chartex" xmlns:cx3="http://schemas.microsoft.com/office/drawing/2016/5/9/chartex" xmlns:cx4="http://schemas.microsoft.com/office/drawing/2016/5/10/chartex" xmlns:cx5="http://schemas.microsoft.com/office/drawing/2016/5/11/chartex" xmlns:cx6="http://schemas.microsoft.com/office/drawing/2016/5/12/chartex" xmlns:cx7="http://schemas.microsoft.com/office/drawing/2016/5/13/chartex" xmlns:cx8="http://schemas.microsoft.com/office/drawing/2016/5/14/chartex" xmlns:mc="http://schemas.openxmlformats.org/markup-compatibility/2006" xmlns:aink="http://schemas.microsoft.com/office/drawing/2016/ink" xmlns:am3d="http://schemas.microsoft.com/office/drawing/2017/model3d" xmlns:o="urn:schemas-microsoft-com:office:office" xmlns:r="http://schemas.openxmlformats.org/officeDocument/2006/relationships" xmlns:m="http://schemas.openxmlformats.org/officeDocument/2006/math" xmlns:v="urn:schemas-microsoft-com:vml" xmlns:wp14="http://schemas.microsoft.com/office/word/2010/wordprocessingDrawing" xmlns:wp="http://schemas.openxmlformats.org/drawingml/2006/wordprocessingDrawing" xmlns:w10="urn:schemas-microsoft-com:office:word" xmlns:w="http://schemas.openxmlformats.org/wordprocessingml/2006/main" xmlns:w14="http://schemas.microsoft.com/office/word/2010/wordml" xmlns:w15="http://schemas.microsoft.com/office/word/2012/wordml" xmlns:w16cid="http://schemas.microsoft.com/office/word/2016/wordml/cid" xmlns:w16se="http://schemas.microsoft.com/office/word/2015/wordml/symex" xmlns:wpg="http://schemas.microsoft.com/office/word/2010/wordprocessingGroup" xmlns:wpi="http://schemas.microsoft.com/office/word/2010/wordprocessingInk" xmlns:wne="http://schemas.microsoft.com/office/word/2006/wordml" xmlns:wps="http://schemas.microsoft.com/office/word/2010/wordprocessingShape" mc:Ignorable="w14 w15 w16se w16cid wp14">
   <w:abstractNum w:abstractNumId="0" w15:restartNumberingAfterBreak="0">
     <w:nsid w:val="63C65D02"/>
@@ -2361,7 +2438,100 @@
 </w:numbering>
 </file>
 
-<file path=word/styles.xml><?xml version="1.0" encoding="utf-8"?>
+<file path=word\settings.xml><?xml version="1.0" encoding="utf-8"?>
+<w:settings xmlns:mc="http://schemas.openxmlformats.org/markup-compatibility/2006" xmlns:o="urn:schemas-microsoft-com:office:office" xmlns:r="http://schemas.openxmlformats.org/officeDocument/2006/relationships" xmlns:m="http://schemas.openxmlformats.org/officeDocument/2006/math" xmlns:v="urn:schemas-microsoft-com:vml" xmlns:w10="urn:schemas-microsoft-com:office:word" xmlns:w="http://schemas.openxmlformats.org/wordprocessingml/2006/main" xmlns:w14="http://schemas.microsoft.com/office/word/2010/wordml" xmlns:w15="http://schemas.microsoft.com/office/word/2012/wordml" xmlns:w16cid="http://schemas.microsoft.com/office/word/2016/wordml/cid" xmlns:w16se="http://schemas.microsoft.com/office/word/2015/wordml/symex" xmlns:sl="http://schemas.openxmlformats.org/schemaLibrary/2006/main" mc:Ignorable="w14 w15 w16se w16cid">
+  <w:zoom w:percent="96"/>
+  <w:defaultTabStop w:val="720"/>
+  <w:characterSpacingControl w:val="doNotCompress"/>
+  <w:compat>
+    <w:compatSetting w:name="compatibilityMode" w:uri="http://schemas.microsoft.com/office/word" w:val="15"/>
+    <w:compatSetting w:name="overrideTableStyleFontSizeAndJustification" w:uri="http://schemas.microsoft.com/office/word" w:val="1"/>
+    <w:compatSetting w:name="enableOpenTypeFeatures" w:uri="http://schemas.microsoft.com/office/word" w:val="1"/>
+    <w:compatSetting w:name="doNotFlipMirrorIndents" w:uri="http://schemas.microsoft.com/office/word" w:val="1"/>
+    <w:compatSetting w:name="differentiateMultirowTableHeaders" w:uri="http://schemas.microsoft.com/office/word" w:val="1"/>
+    <w:compatSetting w:name="useWord2013TrackBottomHyphenation" w:uri="http://schemas.microsoft.com/office/word" w:val="0"/>
+  </w:compat>
+  <w:rsids>
+    <w:rsidRoot w:val="00CE13B7"/>
+    <w:rsid w:val="00092521"/>
+    <w:rsid w:val="001040D2"/>
+    <w:rsid w:val="00131B72"/>
+    <w:rsid w:val="00135F45"/>
+    <w:rsid w:val="00193B3F"/>
+    <w:rsid w:val="001C40A2"/>
+    <w:rsid w:val="00221480"/>
+    <w:rsid w:val="0022784F"/>
+    <w:rsid w:val="00241E1A"/>
+    <w:rsid w:val="003A3AC7"/>
+    <w:rsid w:val="003C6A6C"/>
+    <w:rsid w:val="003D423D"/>
+    <w:rsid w:val="003F0C3E"/>
+    <w:rsid w:val="003F3927"/>
+    <w:rsid w:val="00434366"/>
+    <w:rsid w:val="004447CE"/>
+    <w:rsid w:val="00485A90"/>
+    <w:rsid w:val="0054757F"/>
+    <w:rsid w:val="00672F40"/>
+    <w:rsid w:val="007F3B11"/>
+    <w:rsid w:val="008353F7"/>
+    <w:rsid w:val="00894AD1"/>
+    <w:rsid w:val="008D524C"/>
+    <w:rsid w:val="0094164E"/>
+    <w:rsid w:val="00976A9E"/>
+    <w:rsid w:val="009A019F"/>
+    <w:rsid w:val="009F765E"/>
+    <w:rsid w:val="00A46C06"/>
+    <w:rsid w:val="00A92293"/>
+    <w:rsid w:val="00A9250F"/>
+    <w:rsid w:val="00AA173D"/>
+    <w:rsid w:val="00AA657F"/>
+    <w:rsid w:val="00AA6823"/>
+    <w:rsid w:val="00B111E4"/>
+    <w:rsid w:val="00B62FC8"/>
+    <w:rsid w:val="00BB7DB4"/>
+    <w:rsid w:val="00BE6530"/>
+    <w:rsid w:val="00C134F1"/>
+    <w:rsid w:val="00CB6762"/>
+    <w:rsid w:val="00CC5BE1"/>
+    <w:rsid w:val="00CE13B7"/>
+    <w:rsid w:val="00D06F35"/>
+    <w:rsid w:val="00E3511C"/>
+    <w:rsid w:val="00E55EB1"/>
+    <w:rsid w:val="00EE5924"/>
+    <w:rsid w:val="00F30618"/>
+    <w:rsid w:val="00F42C92"/>
+    <w:rsid w:val="00FA6B55"/>
+  </w:rsids>
+  <m:mathPr>
+    <m:mathFont m:val="Cambria Math"/>
+    <m:brkBin m:val="before"/>
+    <m:brkBinSub m:val="--"/>
+    <m:smallFrac m:val="0"/>
+    <m:dispDef/>
+    <m:lMargin m:val="0"/>
+    <m:rMargin m:val="0"/>
+    <m:defJc m:val="centerGroup"/>
+    <m:wrapIndent m:val="1440"/>
+    <m:intLim m:val="subSup"/>
+    <m:naryLim m:val="undOvr"/>
+  </m:mathPr>
+  <w:themeFontLang w:val="en-US"/>
+  <w:clrSchemeMapping w:bg1="light1" w:t1="dark1" w:bg2="light2" w:t2="dark2" w:accent1="accent1" w:accent2="accent2" w:accent3="accent3" w:accent4="accent4" w:accent5="accent5" w:accent6="accent6" w:hyperlink="hyperlink" w:followedHyperlink="followedHyperlink"/>
+  <w:shapeDefaults>
+    <o:shapedefaults v:ext="edit" spidmax="1026"/>
+    <o:shapelayout v:ext="edit">
+      <o:idmap v:ext="edit" data="1"/>
+    </o:shapelayout>
+  </w:shapeDefaults>
+  <w:decimalSymbol w:val=","/>
+  <w:listSeparator w:val=","/>
+  <w14:docId w14:val="46A8E1F0"/>
+  <w15:chartTrackingRefBased/>
+  <w15:docId w15:val="{8C63F0EC-9729-48BF-8F72-35CE69DC27AB}"/>
+</w:settings>
+</file>
+
+<file path=word\styles.xml><?xml version="1.0" encoding="utf-8"?>
 <w:styles xmlns:mc="http://schemas.openxmlformats.org/markup-compatibility/2006" xmlns:r="http://schemas.openxmlformats.org/officeDocument/2006/relationships" xmlns:w="http://schemas.openxmlformats.org/wordprocessingml/2006/main" xmlns:w14="http://schemas.microsoft.com/office/word/2010/wordml" xmlns:w15="http://schemas.microsoft.com/office/word/2012/wordml" xmlns:w16cid="http://schemas.microsoft.com/office/word/2016/wordml/cid" xmlns:w16se="http://schemas.microsoft.com/office/word/2015/wordml/symex" mc:Ignorable="w14 w15 w16se w16cid">
   <w:docDefaults>
     <w:rPrDefault>
@@ -2789,7 +2959,7 @@
 </w:styles>
 </file>
 
-<file path=word/theme/theme1.xml><?xml version="1.0" encoding="utf-8"?>
+<file path=word\theme\theme1.xml><?xml version="1.0" encoding="utf-8"?>
 <a:theme xmlns:a="http://schemas.openxmlformats.org/drawingml/2006/main" name="Office Theme">
   <a:themeElements>
     <a:clrScheme name="Office">
@@ -3082,4 +3252,11 @@
     </a:ext>
   </a:extLst>
 </a:theme>
+</file>
+
+<file path=word\webSettings.xml><?xml version="1.0" encoding="utf-8"?>
+<w:webSettings xmlns:mc="http://schemas.openxmlformats.org/markup-compatibility/2006" xmlns:r="http://schemas.openxmlformats.org/officeDocument/2006/relationships" xmlns:w="http://schemas.openxmlformats.org/wordprocessingml/2006/main" xmlns:w14="http://schemas.microsoft.com/office/word/2010/wordml" xmlns:w15="http://schemas.microsoft.com/office/word/2012/wordml" xmlns:w16cid="http://schemas.microsoft.com/office/word/2016/wordml/cid" xmlns:w16se="http://schemas.microsoft.com/office/word/2015/wordml/symex" mc:Ignorable="w14 w15 w16se w16cid">
+  <w:optimizeForBrowser/>
+  <w:allowPNG/>
+</w:webSettings>
 </file>